--- a/apps/legal-docs-blueprints/templates/contrato_uso_carro_usado/contrato_uso_carro_usado.docx
+++ b/apps/legal-docs-blueprints/templates/contrato_uso_carro_usado/contrato_uso_carro_usado.docx
@@ -341,7 +341,7 @@
       </w:r>
       <w:proofErr w:type="spellStart"/>
       <w:r>
-        <w:t>vehicle_motor</w:t>
+        <w:t>motorVehiculo</w:t>
       </w:r>
       <w:proofErr w:type="spellEnd"/>
       <w:r>
@@ -836,15 +836,7 @@
       </w:r>
       <w:r>
         <w:lastRenderedPageBreak/>
-        <w:t xml:space="preserve">nombrar a cualquiera de sus personeros como depositario </w:t>
-      </w:r>
-      <w:proofErr w:type="gramStart"/>
-      <w:r>
-        <w:t>del mismo</w:t>
-      </w:r>
-      <w:proofErr w:type="gramEnd"/>
-      <w:r>
-        <w:t xml:space="preserve">. Para este efecto, bastará a elección de la propietaria del vehículo </w:t>
+        <w:t xml:space="preserve">nombrar a cualquiera de sus personeros como depositario del mismo. Para este efecto, bastará a elección de la propietaria del vehículo </w:t>
       </w:r>
       <w:r>
         <w:rPr>
@@ -862,23 +854,7 @@
         <w:t xml:space="preserve">b) </w:t>
       </w:r>
       <w:r>
-        <w:t xml:space="preserve">Promover el respectivo juicio sumario de entrega de bien. </w:t>
-      </w:r>
-      <w:proofErr w:type="gramStart"/>
-      <w:r>
-        <w:t>Asimismo</w:t>
-      </w:r>
-      <w:proofErr w:type="gramEnd"/>
-      <w:r>
-        <w:t xml:space="preserve"> por cualquier siniestro o hecho ilícito se compromete a </w:t>
-      </w:r>
-      <w:proofErr w:type="gramStart"/>
-      <w:r>
-        <w:t>dar aviso</w:t>
-      </w:r>
-      <w:proofErr w:type="gramEnd"/>
-      <w:r>
-        <w:t xml:space="preserve"> a las autoridades, al seguro y a la propietaria en forma inmediata, quedando responsable legalmente de los daños y perjuicios que pueda causar de no dar el aviso oportuno de cualquier circunstancia que le prive del uso del bien. El USUARIO será responsable directamente de su forma de conducir en el vehículo, en completo estricto y apego a la ley. Es responsable estrictamente de cualquier acto ilícito o reprochable que llegare a causar por el uso indebido de dicho vehículo. Quedando obligado en forma directa al pago de todos los gastos judiciales o extrajudiciales que se llegaren a causar por el presente contrato de uso. </w:t>
+        <w:t xml:space="preserve">Promover el respectivo juicio sumario de entrega de bien. Asimismo por cualquier siniestro o hecho ilícito se compromete a dar aviso a las autoridades, al seguro y a la propietaria en forma inmediata, quedando responsable legalmente de los daños y perjuicios que pueda causar de no dar el aviso oportuno de cualquier circunstancia que le prive del uso del bien. El USUARIO será responsable directamente de su forma de conducir en el vehículo, en completo estricto y apego a la ley. Es responsable estrictamente de cualquier acto ilícito o reprochable que llegare a causar por el uso indebido de dicho vehículo. Quedando obligado en forma directa al pago de todos los gastos judiciales o extrajudiciales que se llegaren a causar por el presente contrato de uso. </w:t>
       </w:r>
       <w:r>
         <w:rPr>
@@ -1170,21 +1146,8 @@
         <w:spacing w:line="480" w:lineRule="auto"/>
         <w:jc w:val="both"/>
       </w:pPr>
-      <w:proofErr w:type="gramStart"/>
-      <w:r>
-        <w:t>f)_</w:t>
-      </w:r>
-      <w:proofErr w:type="gramEnd"/>
-      <w:r>
-        <w:t xml:space="preserve">____________________________    </w:t>
-      </w:r>
-      <w:proofErr w:type="gramStart"/>
-      <w:r>
-        <w:t>f)_</w:t>
-      </w:r>
-      <w:proofErr w:type="gramEnd"/>
-      <w:r>
-        <w:t>____________________________</w:t>
+      <w:r>
+        <w:t>f)_____________________________    f)_____________________________</w:t>
       </w:r>
     </w:p>
     <w:sectPr>

--- a/apps/legal-docs-blueprints/templates/contrato_uso_carro_usado/contrato_uso_carro_usado.docx
+++ b/apps/legal-docs-blueprints/templates/contrato_uso_carro_usado/contrato_uso_carro_usado.docx
@@ -603,64 +603,321 @@
     </w:p>
     <w:p>
       <w:pPr>
-        <w:pStyle w:val="Normal"/>
-        <w:widowControl w:val="false"/>
-        <w:ind w:hanging="2" w:left="0" w:right="-28"/>
-        <w:jc w:val="both"/>
-        <w:rPr>
-          <w:rFonts w:ascii="Calibri" w:hAnsi="Calibri" w:eastAsia="Calibri" w:cs="Calibri"/>
-          <w:sz w:val="21"/>
-          <w:szCs w:val="21"/>
-        </w:rPr>
-      </w:pPr>
-      <w:r>
-        <w:rPr>
-          <w:rFonts w:eastAsia="Calibri" w:cs="Calibri" w:ascii="Calibri" w:hAnsi="Calibri"/>
-          <w:sz w:val="21"/>
-          <w:szCs w:val="21"/>
+        <w:pStyle w:val="BodyText"/>
+        <w:widowControl w:val="false"/>
+        <w:ind w:hanging="2" w:left="0" w:right="-28"/>
+        <w:jc w:val="both"/>
+        <w:rPr>
+          <w:rFonts w:ascii="Calibri" w:hAnsi="Calibri" w:eastAsia="Calibri" w:cs="Calibri"/>
+          <w:sz w:val="21"/>
+          <w:szCs w:val="21"/>
+        </w:rPr>
+      </w:pPr>
+      <w:bookmarkStart w:id="1" w:name="docs-internal-guid-6244adf3-7fff-25fb-d2"/>
+      <w:bookmarkEnd w:id="1"/>
+      <w:r>
+        <w:rPr>
+          <w:rFonts w:eastAsia="Calibri" w:cs="Calibri" w:ascii="Calibri" w:hAnsi="Calibri"/>
+          <w:b w:val="false"/>
+          <w:i w:val="false"/>
+          <w:caps w:val="false"/>
+          <w:smallCaps w:val="false"/>
+          <w:strike w:val="false"/>
+          <w:dstrike w:val="false"/>
+          <w:color w:val="000000"/>
+          <w:sz w:val="21"/>
+          <w:szCs w:val="21"/>
+          <w:u w:val="none"/>
+          <w:effect w:val="none"/>
+          <w:shd w:fill="auto" w:val="clear"/>
         </w:rPr>
         <w:t>El USUARIO reconoce que la vigencia del presente contrato de uso se encuentra directamente vinculada a la vigencia y cumplimiento de la relación económica subyacente contraída a través de Cube Investments, Sociedad Anónima.</w:t>
       </w:r>
     </w:p>
     <w:p>
       <w:pPr>
-        <w:pStyle w:val="Normal"/>
-        <w:widowControl w:val="false"/>
-        <w:ind w:hanging="2" w:left="0" w:right="-28"/>
-        <w:jc w:val="both"/>
-        <w:rPr>
-          <w:rFonts w:ascii="Calibri" w:hAnsi="Calibri" w:eastAsia="Calibri" w:cs="Calibri"/>
-          <w:sz w:val="21"/>
-          <w:szCs w:val="21"/>
-        </w:rPr>
-      </w:pPr>
-      <w:r>
-        <w:rPr>
-          <w:rFonts w:eastAsia="Calibri" w:cs="Calibri" w:ascii="Calibri" w:hAnsi="Calibri"/>
-          <w:sz w:val="21"/>
-          <w:szCs w:val="21"/>
+        <w:pStyle w:val="BodyText"/>
+        <w:widowControl w:val="false"/>
+        <w:ind w:hanging="2" w:left="0" w:right="-28"/>
+        <w:jc w:val="both"/>
+        <w:rPr>
+          <w:rFonts w:ascii="Calibri" w:hAnsi="Calibri" w:eastAsia="Calibri" w:cs="Calibri"/>
+          <w:sz w:val="21"/>
+          <w:szCs w:val="21"/>
+        </w:rPr>
+      </w:pPr>
+      <w:r>
+        <w:rPr/>
+      </w:r>
+    </w:p>
+    <w:p>
+      <w:pPr>
+        <w:pStyle w:val="BodyText"/>
+        <w:pBdr/>
+        <w:bidi w:val="0"/>
+        <w:spacing w:lineRule="auto" w:line="288" w:before="0" w:after="0"/>
+        <w:ind w:hanging="2" w:left="0" w:right="0"/>
+        <w:rPr>
+          <w:rFonts w:ascii="Calibri;sans-serif" w:hAnsi="Calibri;sans-serif"/>
+          <w:b w:val="false"/>
+          <w:i w:val="false"/>
+          <w:caps w:val="false"/>
+          <w:smallCaps w:val="false"/>
+          <w:strike w:val="false"/>
+          <w:dstrike w:val="false"/>
+          <w:color w:val="000000"/>
+          <w:sz w:val="21"/>
+          <w:u w:val="none"/>
+          <w:effect w:val="none"/>
+          <w:shd w:fill="auto" w:val="clear"/>
+        </w:rPr>
+      </w:pPr>
+      <w:r>
+        <w:rPr>
+          <w:rFonts w:ascii="Calibri;sans-serif" w:hAnsi="Calibri;sans-serif"/>
+          <w:b w:val="false"/>
+          <w:i w:val="false"/>
+          <w:caps w:val="false"/>
+          <w:smallCaps w:val="false"/>
+          <w:strike w:val="false"/>
+          <w:dstrike w:val="false"/>
+          <w:color w:val="000000"/>
+          <w:sz w:val="21"/>
+          <w:u w:val="none"/>
+          <w:effect w:val="none"/>
+          <w:shd w:fill="auto" w:val="clear"/>
+        </w:rPr>
+        <w:t xml:space="preserve">En tal virtud, el derecho de uso objeto del presente contrato se concederá por un plazo de </w:t>
+      </w:r>
+      <w:r>
+        <w:rPr>
+          <w:rFonts w:ascii="Calibri;sans-serif" w:hAnsi="Calibri;sans-serif"/>
+          <w:b w:val="false"/>
+          <w:i w:val="false"/>
+          <w:caps w:val="false"/>
+          <w:smallCaps w:val="false"/>
+          <w:strike w:val="false"/>
+          <w:dstrike w:val="false"/>
+          <w:color w:val="000000"/>
+          <w:sz w:val="21"/>
+          <w:u w:val="none"/>
+          <w:effect w:val="none"/>
+          <w:shd w:fill="auto" w:val="clear"/>
+        </w:rPr>
+        <w:t>{plazoTexto}</w:t>
+      </w:r>
+      <w:r>
+        <w:rPr>
+          <w:rFonts w:ascii="Calibri;sans-serif" w:hAnsi="Calibri;sans-serif"/>
+          <w:b w:val="false"/>
+          <w:i w:val="false"/>
+          <w:caps w:val="false"/>
+          <w:smallCaps w:val="false"/>
+          <w:strike w:val="false"/>
+          <w:dstrike w:val="false"/>
+          <w:color w:val="000000"/>
+          <w:sz w:val="21"/>
+          <w:u w:val="none"/>
+          <w:effect w:val="none"/>
+          <w:shd w:fill="auto" w:val="clear"/>
+        </w:rPr>
+        <w:t xml:space="preserve"> meses, contados a partir del </w:t>
+      </w:r>
+      <w:r>
+        <w:rPr>
+          <w:rFonts w:ascii="Calibri;sans-serif" w:hAnsi="Calibri;sans-serif"/>
+          <w:b w:val="false"/>
+          <w:i w:val="false"/>
+          <w:caps w:val="false"/>
+          <w:smallCaps w:val="false"/>
+          <w:strike w:val="false"/>
+          <w:dstrike w:val="false"/>
+          <w:color w:val="000000"/>
+          <w:sz w:val="21"/>
+          <w:u w:val="none"/>
+          <w:effect w:val="none"/>
+          <w:shd w:fill="auto" w:val="clear"/>
+        </w:rPr>
+        <w:t>{fechaInicioContrato}</w:t>
+      </w:r>
+      <w:r>
+        <w:rPr>
+          <w:rFonts w:ascii="Calibri;sans-serif" w:hAnsi="Calibri;sans-serif"/>
+          <w:b w:val="false"/>
+          <w:i w:val="false"/>
+          <w:caps w:val="false"/>
+          <w:smallCaps w:val="false"/>
+          <w:strike w:val="false"/>
+          <w:dstrike w:val="false"/>
+          <w:color w:val="000000"/>
+          <w:sz w:val="21"/>
+          <w:u w:val="none"/>
+          <w:effect w:val="none"/>
+          <w:shd w:fill="auto" w:val="clear"/>
+        </w:rPr>
+        <w:t xml:space="preserve">, no obstante, para efectos de uso efectivo del vehículo, el derecho de uso se otorga a partir del día en que se suscribe el presente documento; en consecuencia, el vencimiento será el día </w:t>
+      </w:r>
+      <w:r>
+        <w:rPr>
+          <w:rFonts w:ascii="Calibri;sans-serif" w:hAnsi="Calibri;sans-serif"/>
+          <w:b w:val="false"/>
+          <w:i w:val="false"/>
+          <w:caps w:val="false"/>
+          <w:smallCaps w:val="false"/>
+          <w:strike w:val="false"/>
+          <w:dstrike w:val="false"/>
+          <w:color w:val="000000"/>
+          <w:sz w:val="21"/>
+          <w:u w:val="none"/>
+          <w:effect w:val="none"/>
+          <w:shd w:fill="auto" w:val="clear"/>
+        </w:rPr>
+        <w:t>{diaTextoVencimiento}</w:t>
+      </w:r>
+      <w:r>
+        <w:rPr>
+          <w:rFonts w:ascii="Calibri;sans-serif" w:hAnsi="Calibri;sans-serif"/>
+          <w:b w:val="false"/>
+          <w:i w:val="false"/>
+          <w:caps w:val="false"/>
+          <w:smallCaps w:val="false"/>
+          <w:strike w:val="false"/>
+          <w:dstrike w:val="false"/>
+          <w:color w:val="000000"/>
+          <w:sz w:val="21"/>
+          <w:u w:val="none"/>
+          <w:effect w:val="none"/>
+          <w:shd w:fill="auto" w:val="clear"/>
+        </w:rPr>
+        <w:t xml:space="preserve"> de </w:t>
+      </w:r>
+      <w:r>
+        <w:rPr>
+          <w:rFonts w:ascii="Calibri;sans-serif" w:hAnsi="Calibri;sans-serif"/>
+          <w:b w:val="false"/>
+          <w:i w:val="false"/>
+          <w:caps w:val="false"/>
+          <w:smallCaps w:val="false"/>
+          <w:strike w:val="false"/>
+          <w:dstrike w:val="false"/>
+          <w:color w:val="000000"/>
+          <w:sz w:val="21"/>
+          <w:u w:val="none"/>
+          <w:effect w:val="none"/>
+          <w:shd w:fill="auto" w:val="clear"/>
+        </w:rPr>
+        <w:t>{mesTextoVencimiento}</w:t>
+      </w:r>
+      <w:r>
+        <w:rPr>
+          <w:rFonts w:ascii="Calibri;sans-serif" w:hAnsi="Calibri;sans-serif"/>
+          <w:b w:val="false"/>
+          <w:i w:val="false"/>
+          <w:caps w:val="false"/>
+          <w:smallCaps w:val="false"/>
+          <w:strike w:val="false"/>
+          <w:dstrike w:val="false"/>
+          <w:color w:val="000000"/>
+          <w:sz w:val="21"/>
+          <w:u w:val="none"/>
+          <w:effect w:val="none"/>
+          <w:shd w:fill="auto" w:val="clear"/>
+        </w:rPr>
+        <w:t xml:space="preserve"> del año dos mil </w:t>
+      </w:r>
+      <w:r>
+        <w:rPr>
+          <w:rFonts w:ascii="Calibri;sans-serif" w:hAnsi="Calibri;sans-serif"/>
+          <w:b w:val="false"/>
+          <w:i w:val="false"/>
+          <w:caps w:val="false"/>
+          <w:smallCaps w:val="false"/>
+          <w:strike w:val="false"/>
+          <w:dstrike w:val="false"/>
+          <w:color w:val="000000"/>
+          <w:sz w:val="21"/>
+          <w:u w:val="none"/>
+          <w:effect w:val="none"/>
+          <w:shd w:fill="auto" w:val="clear"/>
+        </w:rPr>
+        <w:t>{anoTextoVencimiento}</w:t>
+      </w:r>
+      <w:r>
+        <w:rPr>
+          <w:rFonts w:ascii="Calibri;sans-serif" w:hAnsi="Calibri;sans-serif"/>
+          <w:b w:val="false"/>
+          <w:i w:val="false"/>
+          <w:caps w:val="false"/>
+          <w:smallCaps w:val="false"/>
+          <w:strike w:val="false"/>
+          <w:dstrike w:val="false"/>
+          <w:color w:val="000000"/>
+          <w:sz w:val="21"/>
+          <w:u w:val="none"/>
+          <w:effect w:val="none"/>
+          <w:shd w:fill="auto" w:val="clear"/>
+        </w:rPr>
+        <w:t>.</w:t>
+      </w:r>
+    </w:p>
+    <w:p>
+      <w:pPr>
+        <w:pStyle w:val="BodyText"/>
+        <w:ind w:hanging="1" w:left="65535" w:right="0"/>
+        <w:rPr/>
+      </w:pPr>
+      <w:r>
+        <w:rPr/>
+      </w:r>
+    </w:p>
+    <w:p>
+      <w:pPr>
+        <w:pStyle w:val="BodyText"/>
+        <w:pBdr/>
+        <w:bidi w:val="0"/>
+        <w:spacing w:lineRule="auto" w:line="288" w:before="0" w:after="0"/>
+        <w:ind w:hanging="2" w:left="0" w:right="0"/>
+        <w:rPr>
+          <w:rFonts w:ascii="Calibri;sans-serif" w:hAnsi="Calibri;sans-serif"/>
+          <w:b w:val="false"/>
+          <w:i w:val="false"/>
+          <w:caps w:val="false"/>
+          <w:smallCaps w:val="false"/>
+          <w:strike w:val="false"/>
+          <w:dstrike w:val="false"/>
+          <w:color w:val="000000"/>
+          <w:sz w:val="21"/>
+          <w:u w:val="none"/>
+          <w:effect w:val="none"/>
+          <w:shd w:fill="auto" w:val="clear"/>
+        </w:rPr>
+      </w:pPr>
+      <w:r>
+        <w:rPr>
+          <w:rFonts w:ascii="Calibri;sans-serif" w:hAnsi="Calibri;sans-serif"/>
+          <w:b w:val="false"/>
+          <w:i w:val="false"/>
+          <w:caps w:val="false"/>
+          <w:smallCaps w:val="false"/>
+          <w:strike w:val="false"/>
+          <w:dstrike w:val="false"/>
+          <w:color w:val="000000"/>
+          <w:sz w:val="21"/>
+          <w:u w:val="none"/>
+          <w:effect w:val="none"/>
+          <w:shd w:fill="auto" w:val="clear"/>
         </w:rPr>
         <w:t>En consecuencia, la extinción del plazo contractual no libera al USUARIO de la obligación de devolver el vehículo, ni le confiere derecho alguno de retención, mientras existan obligaciones económicas, gastos, daños o responsabilidades pendientes.</w:t>
       </w:r>
     </w:p>
     <w:p>
       <w:pPr>
-        <w:pStyle w:val="Normal"/>
-        <w:widowControl w:val="false"/>
-        <w:ind w:hanging="2" w:left="0" w:right="-28"/>
-        <w:jc w:val="both"/>
-        <w:rPr>
-          <w:rFonts w:ascii="Calibri" w:hAnsi="Calibri" w:eastAsia="Calibri" w:cs="Calibri"/>
-          <w:sz w:val="21"/>
-          <w:szCs w:val="21"/>
-        </w:rPr>
-      </w:pPr>
-      <w:r>
-        <w:rPr>
-          <w:rFonts w:eastAsia="Calibri" w:cs="Calibri" w:ascii="Calibri" w:hAnsi="Calibri"/>
-          <w:sz w:val="21"/>
-          <w:szCs w:val="21"/>
-        </w:rPr>
+        <w:pStyle w:val="BodyText"/>
+        <w:ind w:hanging="1" w:left="65535" w:right="0"/>
+        <w:rPr/>
+      </w:pPr>
+      <w:r>
+        <w:rPr/>
       </w:r>
     </w:p>
     <w:p>
@@ -3164,9 +3421,9 @@
           <w:szCs w:val="21"/>
         </w:rPr>
       </w:r>
-      <w:bookmarkStart w:id="1" w:name="_heading=h.r64nq4dw57hg"/>
       <w:bookmarkStart w:id="2" w:name="_heading=h.r64nq4dw57hg"/>
-      <w:bookmarkEnd w:id="2"/>
+      <w:bookmarkStart w:id="3" w:name="_heading=h.r64nq4dw57hg"/>
+      <w:bookmarkEnd w:id="3"/>
     </w:p>
     <w:p>
       <w:pPr>
@@ -3207,9 +3464,9 @@
           <w:szCs w:val="21"/>
         </w:rPr>
       </w:r>
-      <w:bookmarkStart w:id="3" w:name="_GoBack"/>
       <w:bookmarkStart w:id="4" w:name="_GoBack"/>
-      <w:bookmarkEnd w:id="4"/>
+      <w:bookmarkStart w:id="5" w:name="_GoBack"/>
+      <w:bookmarkEnd w:id="5"/>
     </w:p>
     <w:p>
       <w:pPr>
